--- a/Mapped Curriculum Lesson - Supplemental Material/Grade 8/Lesson 30 - Changing 2D List Rows/Changing 2D List Rows - Worksheet.docx
+++ b/Mapped Curriculum Lesson - Supplemental Material/Grade 8/Lesson 30 - Changing 2D List Rows/Changing 2D List Rows - Worksheet.docx
@@ -1035,20 +1035,7 @@
         <w:rPr>
           <w:color w:val="080808"/>
         </w:rPr>
-        <w:t xml:space="preserve">, 11] at row position 0 and remove the deletion line. The final output must begin </w:t>
-      </w:r>
-      <w:r>
-        <w:rPr>
-          <w:color w:val="067D17"/>
-          <w:rFonts w:ascii="Consolas" w:hAnsi="Consolas"/>
-        </w:rPr>
-        <w:t>"Drama"</w:t>
-      </w:r>
-      <w:r>
-        <w:rPr>
-          <w:color w:val="080808"/>
-        </w:rPr>
-        <w:t xml:space="preserve"> 11.</w:t>
+        <w:t>, 11] at row position 0 and remove the deletion line. The final output must begin Drama 11.</w:t>
       </w:r>
     </w:p>
     <w:p w14:noSpellErr="1">

--- a/Mapped Curriculum Lesson - Supplemental Material/Grade 8/Lesson 30 - Changing 2D List Rows/Changing 2D List Rows - Worksheet.docx
+++ b/Mapped Curriculum Lesson - Supplemental Material/Grade 8/Lesson 30 - Changing 2D List Rows/Changing 2D List Rows - Worksheet.docx
@@ -1125,7 +1125,59 @@
         <w:rPr>
           <w:color w:val="080808"/>
         </w:rPr>
-        <w:t>Ask for a new club name and member count, build a two-field row, append it, then ask for one valid row position to delete. Display the remaining rows.</w:t>
+        <w:t xml:space="preserve">Ask for a new club name and member count and store them in [name] and [members]. Store both values in [new_club], then append [new_club] to [clubs]. Ask for a deletion position from 0 to 2 and store it in [position], then delete that row. Use a </w:t>
+      </w:r>
+      <w:r>
+        <w:rPr>
+          <w:color w:val="1750EB"/>
+          <w:rFonts w:ascii="Consolas" w:hAnsi="Consolas"/>
+        </w:rPr>
+        <w:t>for</w:t>
+      </w:r>
+      <w:r>
+        <w:rPr>
+          <w:color w:val="080808"/>
+        </w:rPr>
+        <w:t xml:space="preserve"> loop to display each remaining club name and member count. Test </w:t>
+      </w:r>
+      <w:r>
+        <w:rPr>
+          <w:color w:val="067D17"/>
+          <w:rFonts w:ascii="Consolas" w:hAnsi="Consolas"/>
+        </w:rPr>
+        <w:t>"Code"</w:t>
+      </w:r>
+      <w:r>
+        <w:rPr>
+          <w:color w:val="080808"/>
+        </w:rPr>
+        <w:t xml:space="preserve">, 15 and position 0; display </w:t>
+      </w:r>
+      <w:r>
+        <w:rPr>
+          <w:color w:val="067D17"/>
+          <w:rFonts w:ascii="Consolas" w:hAnsi="Consolas"/>
+        </w:rPr>
+        <w:t>"Chess 18"</w:t>
+      </w:r>
+      <w:r>
+        <w:rPr>
+          <w:color w:val="080808"/>
+        </w:rPr>
+        <w:t xml:space="preserve"> followed by </w:t>
+      </w:r>
+      <w:r>
+        <w:rPr>
+          <w:color w:val="067D17"/>
+          <w:rFonts w:ascii="Consolas" w:hAnsi="Consolas"/>
+        </w:rPr>
+        <w:t>"Code 15"</w:t>
+      </w:r>
+      <w:r>
+        <w:rPr>
+          <w:color w:val="080808"/>
+        </w:rPr>
+        <w:t>.</w:t>
       </w:r>
     </w:p>
     <w:p>
@@ -1152,7 +1204,98 @@
         <w:rPr>
           <w:color w:val="080808"/>
         </w:rPr>
-        <w:t>Build an event schedule editor with three [event, room] rows. Insert one user-created row at a valid position, delete a different valid row from the enlarged schedule, and display numbered remaining rows using a counter.</w:t>
+        <w:t>Store [</w:t>
+      </w:r>
+      <w:r>
+        <w:rPr>
+          <w:color w:val="067D17"/>
+          <w:rFonts w:ascii="Consolas" w:hAnsi="Consolas"/>
+        </w:rPr>
+        <w:t>'Talk'</w:t>
+      </w:r>
+      <w:r>
+        <w:rPr>
+          <w:color w:val="080808"/>
+        </w:rPr>
+        <w:t>, 1], [</w:t>
+      </w:r>
+      <w:r>
+        <w:rPr>
+          <w:color w:val="067D17"/>
+          <w:rFonts w:ascii="Consolas" w:hAnsi="Consolas"/>
+        </w:rPr>
+        <w:t>'Quiz'</w:t>
+      </w:r>
+      <w:r>
+        <w:rPr>
+          <w:color w:val="080808"/>
+        </w:rPr>
+        <w:t>, 2] and [</w:t>
+      </w:r>
+      <w:r>
+        <w:rPr>
+          <w:color w:val="067D17"/>
+          <w:rFonts w:ascii="Consolas" w:hAnsi="Consolas"/>
+        </w:rPr>
+        <w:t>'Demo'</w:t>
+      </w:r>
+      <w:r>
+        <w:rPr>
+          <w:color w:val="080808"/>
+        </w:rPr>
+        <w:t>, 3] in [schedule]. Ask for an insertion position, event and room, then insert the new [event, room] row at that position. Ask for a different position and delete that row from the enlarged schedule. Use a counter called [number] to display each remaining position, event and room. Test inserting [</w:t>
+      </w:r>
+      <w:r>
+        <w:rPr>
+          <w:color w:val="067D17"/>
+          <w:rFonts w:ascii="Consolas" w:hAnsi="Consolas"/>
+        </w:rPr>
+        <w:t>'Workshop'</w:t>
+      </w:r>
+      <w:r>
+        <w:rPr>
+          <w:color w:val="080808"/>
+        </w:rPr>
+        <w:t xml:space="preserve">, 4] at position 1 and deleting position 3; display </w:t>
+      </w:r>
+      <w:r>
+        <w:rPr>
+          <w:color w:val="067D17"/>
+          <w:rFonts w:ascii="Consolas" w:hAnsi="Consolas"/>
+        </w:rPr>
+        <w:t>"0 Talk 1"</w:t>
+      </w:r>
+      <w:r>
+        <w:rPr>
+          <w:color w:val="080808"/>
+        </w:rPr>
+        <w:t xml:space="preserve">, </w:t>
+      </w:r>
+      <w:r>
+        <w:rPr>
+          <w:color w:val="067D17"/>
+          <w:rFonts w:ascii="Consolas" w:hAnsi="Consolas"/>
+        </w:rPr>
+        <w:t>"1 Workshop 4"</w:t>
+      </w:r>
+      <w:r>
+        <w:rPr>
+          <w:color w:val="080808"/>
+        </w:rPr>
+        <w:t xml:space="preserve"> and </w:t>
+      </w:r>
+      <w:r>
+        <w:rPr>
+          <w:color w:val="067D17"/>
+          <w:rFonts w:ascii="Consolas" w:hAnsi="Consolas"/>
+        </w:rPr>
+        <w:t>"2 Quiz 2"</w:t>
+      </w:r>
+      <w:r>
+        <w:rPr>
+          <w:color w:val="080808"/>
+        </w:rPr>
+        <w:t>.</w:t>
       </w:r>
     </w:p>
     <w:p>

--- a/Mapped Curriculum Lesson - Supplemental Material/Grade 8/Lesson 30 - Changing 2D List Rows/Changing 2D List Rows - Worksheet.docx
+++ b/Mapped Curriculum Lesson - Supplemental Material/Grade 8/Lesson 30 - Changing 2D List Rows/Changing 2D List Rows - Worksheet.docx
@@ -1022,20 +1022,84 @@
         <w:rPr>
           <w:color w:val="080808"/>
         </w:rPr>
-        <w:t>Insert [</w:t>
+        <w:t xml:space="preserve">Change the example so the deleted club is not lost. Before the del line, store clubs[0] in </w:t>
+      </w:r>
+      <w:r>
+        <w:rPr>
+          <w:color w:val="6A1B9A"/>
+          <w:rFonts w:ascii="JetBrains Mono" w:hAnsi="JetBrains Mono"/>
+          <w:sz w:val="20"/>
+          <w:szCs w:val="20"/>
+          <w:shd w:val="clear" w:color="auto" w:fill="ECEAF4"/>
+        </w:rPr>
+        <w:t> removed </w:t>
+      </w:r>
+      <w:r>
+        <w:rPr>
+          <w:color w:val="080808"/>
+        </w:rPr>
+        <w:t xml:space="preserve">. After the deletion, use </w:t>
+      </w:r>
+      <w:r>
+        <w:rPr>
+          <w:color w:val="1750EB"/>
+          <w:rFonts w:ascii="JetBrains Mono" w:hAnsi="JetBrains Mono"/>
+          <w:sz w:val="20"/>
+          <w:szCs w:val="20"/>
+        </w:rPr>
+        <w:t>append()</w:t>
+      </w:r>
+      <w:r>
+        <w:rPr>
+          <w:color w:val="080808"/>
+        </w:rPr>
+        <w:t xml:space="preserve"> to add </w:t>
+      </w:r>
+      <w:r>
+        <w:rPr>
+          <w:color w:val="6A1B9A"/>
+          <w:rFonts w:ascii="JetBrains Mono" w:hAnsi="JetBrains Mono"/>
+          <w:sz w:val="20"/>
+          <w:szCs w:val="20"/>
+          <w:shd w:val="clear" w:color="auto" w:fill="ECEAF4"/>
+        </w:rPr>
+        <w:t> removed </w:t>
+      </w:r>
+      <w:r>
+        <w:rPr>
+          <w:color w:val="080808"/>
+        </w:rPr>
+        <w:t xml:space="preserve"> to the end and display </w:t>
       </w:r>
       <w:r>
         <w:rPr>
           <w:color w:val="067D17"/>
-          <w:rFonts w:ascii="Consolas" w:hAnsi="Consolas"/>
-        </w:rPr>
-        <w:t>"Drama"</w:t>
-      </w:r>
-      <w:r>
-        <w:rPr>
-          <w:color w:val="080808"/>
-        </w:rPr>
-        <w:t>, 11] at row position 0 and remove the deletion line. The final output must begin Drama 11.</w:t>
+          <w:rFonts w:ascii="JetBrains Mono" w:hAnsi="JetBrains Mono"/>
+          <w:sz w:val="20"/>
+          <w:szCs w:val="20"/>
+        </w:rPr>
+        <w:t>"Moved to end:"</w:t>
+      </w:r>
+      <w:r>
+        <w:rPr>
+          <w:color w:val="080808"/>
+        </w:rPr>
+        <w:t xml:space="preserve"> with its name before the loop. The loop should now end with </w:t>
+      </w:r>
+      <w:r>
+        <w:rPr>
+          <w:color w:val="067D17"/>
+          <w:rFonts w:ascii="JetBrains Mono" w:hAnsi="JetBrains Mono"/>
+          <w:sz w:val="20"/>
+          <w:szCs w:val="20"/>
+        </w:rPr>
+        <w:t>"Art 12"</w:t>
+      </w:r>
+      <w:r>
+        <w:rPr>
+          <w:color w:val="080808"/>
+        </w:rPr>
+        <w:t>.</w:t>
       </w:r>
     </w:p>
     <w:p w14:noSpellErr="1">
@@ -1125,12 +1189,62 @@
         <w:rPr>
           <w:color w:val="080808"/>
         </w:rPr>
-        <w:t xml:space="preserve">Ask for a new club name and member count and store them in [name] and [members]. Store both values in [new_club], then append [new_club] to [clubs]. Ask for a deletion position from 0 to 2 and store it in [position], then delete that row. Use a </w:t>
+        <w:t xml:space="preserve">Change the example so the user supplies the new club. Ask for </w:t>
+      </w:r>
+      <w:r>
+        <w:rPr>
+          <w:color w:val="6A1B9A"/>
+          <w:rFonts w:ascii="JetBrains Mono" w:hAnsi="JetBrains Mono"/>
+          <w:sz w:val="20"/>
+          <w:szCs w:val="20"/>
+          <w:shd w:val="clear" w:color="auto" w:fill="ECEAF4"/>
+        </w:rPr>
+        <w:t> name </w:t>
+      </w:r>
+      <w:r>
+        <w:rPr>
+          <w:color w:val="080808"/>
+        </w:rPr>
+        <w:t xml:space="preserve"> and a whole-number </w:t>
+      </w:r>
+      <w:r>
+        <w:rPr>
+          <w:color w:val="6A1B9A"/>
+          <w:rFonts w:ascii="JetBrains Mono" w:hAnsi="JetBrains Mono"/>
+          <w:sz w:val="20"/>
+          <w:szCs w:val="20"/>
+          <w:shd w:val="clear" w:color="auto" w:fill="ECEAF4"/>
+        </w:rPr>
+        <w:t> members </w:t>
+      </w:r>
+      <w:r>
+        <w:rPr>
+          <w:color w:val="080808"/>
+        </w:rPr>
+        <w:t xml:space="preserve">, store them as a row in </w:t>
+      </w:r>
+      <w:r>
+        <w:rPr>
+          <w:color w:val="6A1B9A"/>
+          <w:rFonts w:ascii="JetBrains Mono" w:hAnsi="JetBrains Mono"/>
+          <w:sz w:val="20"/>
+          <w:szCs w:val="20"/>
+          <w:shd w:val="clear" w:color="auto" w:fill="ECEAF4"/>
+        </w:rPr>
+        <w:t> new_club </w:t>
+      </w:r>
+      <w:r>
+        <w:rPr>
+          <w:color w:val="080808"/>
+        </w:rPr>
+        <w:t xml:space="preserve"> and append it. Remove the fixed Music insert. Ask for a row to delete from 0 to 2, then use a </w:t>
       </w:r>
       <w:r>
         <w:rPr>
           <w:color w:val="1750EB"/>
-          <w:rFonts w:ascii="Consolas" w:hAnsi="Consolas"/>
+          <w:rFonts w:ascii="JetBrains Mono" w:hAnsi="JetBrains Mono"/>
+          <w:sz w:val="20"/>
+          <w:szCs w:val="20"/>
         </w:rPr>
         <w:t>for</w:t>
       </w:r>
@@ -1138,12 +1252,14 @@
         <w:rPr>
           <w:color w:val="080808"/>
         </w:rPr>
-        <w:t xml:space="preserve"> loop to display each remaining club name and member count. Test </w:t>
+        <w:t xml:space="preserve"> loop to display the remaining clubs. For example, </w:t>
       </w:r>
       <w:r>
         <w:rPr>
           <w:color w:val="067D17"/>
-          <w:rFonts w:ascii="Consolas" w:hAnsi="Consolas"/>
+          <w:rFonts w:ascii="JetBrains Mono" w:hAnsi="JetBrains Mono"/>
+          <w:sz w:val="20"/>
+          <w:szCs w:val="20"/>
         </w:rPr>
         <w:t>"Code"</w:t>
       </w:r>
@@ -1151,12 +1267,14 @@
         <w:rPr>
           <w:color w:val="080808"/>
         </w:rPr>
-        <w:t xml:space="preserve">, 15 and position 0; display </w:t>
+        <w:t xml:space="preserve">, 15 and 0 display </w:t>
       </w:r>
       <w:r>
         <w:rPr>
           <w:color w:val="067D17"/>
-          <w:rFonts w:ascii="Consolas" w:hAnsi="Consolas"/>
+          <w:rFonts w:ascii="JetBrains Mono" w:hAnsi="JetBrains Mono"/>
+          <w:sz w:val="20"/>
+          <w:szCs w:val="20"/>
         </w:rPr>
         <w:t>"Chess 18"</w:t>
       </w:r>
@@ -1164,12 +1282,14 @@
         <w:rPr>
           <w:color w:val="080808"/>
         </w:rPr>
-        <w:t xml:space="preserve"> followed by </w:t>
+        <w:t xml:space="preserve"> and </w:t>
       </w:r>
       <w:r>
         <w:rPr>
           <w:color w:val="067D17"/>
-          <w:rFonts w:ascii="Consolas" w:hAnsi="Consolas"/>
+          <w:rFonts w:ascii="JetBrains Mono" w:hAnsi="JetBrains Mono"/>
+          <w:sz w:val="20"/>
+          <w:szCs w:val="20"/>
         </w:rPr>
         <w:t>"Code 15"</w:t>
       </w:r>
@@ -1204,14 +1324,47 @@
         <w:rPr>
           <w:color w:val="080808"/>
         </w:rPr>
-        <w:t>Store [</w:t>
+        <w:t xml:space="preserve">Create a 2D </w:t>
+      </w:r>
+      <w:r>
+        <w:rPr>
+          <w:color w:val="1750EB"/>
+          <w:rFonts w:ascii="JetBrains Mono" w:hAnsi="JetBrains Mono"/>
+          <w:sz w:val="20"/>
+          <w:szCs w:val="20"/>
+        </w:rPr>
+        <w:t>list</w:t>
+      </w:r>
+      <w:r>
+        <w:rPr>
+          <w:color w:val="080808"/>
+        </w:rPr>
+        <w:t xml:space="preserve"> called </w:t>
+      </w:r>
+      <w:r>
+        <w:rPr>
+          <w:color w:val="6A1B9A"/>
+          <w:rFonts w:ascii="JetBrains Mono" w:hAnsi="JetBrains Mono"/>
+          <w:sz w:val="20"/>
+          <w:szCs w:val="20"/>
+          <w:shd w:val="clear" w:color="auto" w:fill="ECEAF4"/>
+        </w:rPr>
+        <w:t> schedule </w:t>
+      </w:r>
+      <w:r>
+        <w:rPr>
+          <w:color w:val="080808"/>
+        </w:rPr>
+        <w:t xml:space="preserve"> with rows [</w:t>
       </w:r>
       <w:r>
         <w:rPr>
           <w:color w:val="067D17"/>
-          <w:rFonts w:ascii="Consolas" w:hAnsi="Consolas"/>
-        </w:rPr>
-        <w:t>'Talk'</w:t>
+          <w:rFonts w:ascii="JetBrains Mono" w:hAnsi="JetBrains Mono"/>
+          <w:sz w:val="20"/>
+          <w:szCs w:val="20"/>
+        </w:rPr>
+        <w:t>"Talk"</w:t>
       </w:r>
       <w:r>
         <w:rPr>
@@ -1222,9 +1375,11 @@
       <w:r>
         <w:rPr>
           <w:color w:val="067D17"/>
-          <w:rFonts w:ascii="Consolas" w:hAnsi="Consolas"/>
-        </w:rPr>
-        <w:t>'Quiz'</w:t>
+          <w:rFonts w:ascii="JetBrains Mono" w:hAnsi="JetBrains Mono"/>
+          <w:sz w:val="20"/>
+          <w:szCs w:val="20"/>
+        </w:rPr>
+        <w:t>"Quiz"</w:t>
       </w:r>
       <w:r>
         <w:rPr>
@@ -1235,67 +1390,32 @@
       <w:r>
         <w:rPr>
           <w:color w:val="067D17"/>
-          <w:rFonts w:ascii="Consolas" w:hAnsi="Consolas"/>
-        </w:rPr>
-        <w:t>'Demo'</w:t>
-      </w:r>
-      <w:r>
-        <w:rPr>
-          <w:color w:val="080808"/>
-        </w:rPr>
-        <w:t>, 3] in [schedule]. Ask for an insertion position, event and room, then insert the new [event, room] row at that position. Ask for a different position and delete that row from the enlarged schedule. Use a counter called [number] to display each remaining position, event and room. Test inserting [</w:t>
-      </w:r>
-      <w:r>
-        <w:rPr>
-          <w:color w:val="067D17"/>
-          <w:rFonts w:ascii="Consolas" w:hAnsi="Consolas"/>
-        </w:rPr>
-        <w:t>'Workshop'</w:t>
-      </w:r>
-      <w:r>
-        <w:rPr>
-          <w:color w:val="080808"/>
-        </w:rPr>
-        <w:t xml:space="preserve">, 4] at position 1 and deleting position 3; display </w:t>
-      </w:r>
-      <w:r>
-        <w:rPr>
-          <w:color w:val="067D17"/>
-          <w:rFonts w:ascii="Consolas" w:hAnsi="Consolas"/>
-        </w:rPr>
-        <w:t>"0 Talk 1"</w:t>
-      </w:r>
-      <w:r>
-        <w:rPr>
-          <w:color w:val="080808"/>
-        </w:rPr>
-        <w:t xml:space="preserve">, </w:t>
-      </w:r>
-      <w:r>
-        <w:rPr>
-          <w:color w:val="067D17"/>
-          <w:rFonts w:ascii="Consolas" w:hAnsi="Consolas"/>
-        </w:rPr>
-        <w:t>"1 Workshop 4"</w:t>
-      </w:r>
-      <w:r>
-        <w:rPr>
-          <w:color w:val="080808"/>
-        </w:rPr>
-        <w:t xml:space="preserve"> and </w:t>
-      </w:r>
-      <w:r>
-        <w:rPr>
-          <w:color w:val="067D17"/>
-          <w:rFonts w:ascii="Consolas" w:hAnsi="Consolas"/>
-        </w:rPr>
-        <w:t>"2 Quiz 2"</w:t>
-      </w:r>
-      <w:r>
-        <w:rPr>
-          <w:color w:val="080808"/>
-        </w:rPr>
-        <w:t>.</w:t>
+          <w:rFonts w:ascii="JetBrains Mono" w:hAnsi="JetBrains Mono"/>
+          <w:sz w:val="20"/>
+          <w:szCs w:val="20"/>
+        </w:rPr>
+        <w:t>"Demo"</w:t>
+      </w:r>
+      <w:r>
+        <w:rPr>
+          <w:color w:val="080808"/>
+        </w:rPr>
+        <w:t xml:space="preserve">, 3]. Ask for a position, an event name and a whole-number room, then insert the new row. Ask for a position to delete and delete that row. Use a </w:t>
+      </w:r>
+      <w:r>
+        <w:rPr>
+          <w:color w:val="1750EB"/>
+          <w:rFonts w:ascii="JetBrains Mono" w:hAnsi="JetBrains Mono"/>
+          <w:sz w:val="20"/>
+          <w:szCs w:val="20"/>
+        </w:rPr>
+        <w:t>for</w:t>
+      </w:r>
+      <w:r>
+        <w:rPr>
+          <w:color w:val="080808"/>
+        </w:rPr>
+        <w:t xml:space="preserve"> loop to display each event and room.</w:t>
       </w:r>
     </w:p>
     <w:p>

--- a/Mapped Curriculum Lesson - Supplemental Material/Grade 8/Lesson 30 - Changing 2D List Rows/Changing 2D List Rows - Worksheet.docx
+++ b/Mapped Curriculum Lesson - Supplemental Material/Grade 8/Lesson 30 - Changing 2D List Rows/Changing 2D List Rows - Worksheet.docx
@@ -1241,18 +1241,121 @@
       </w:r>
       <w:r>
         <w:rPr>
+          <w:color w:val="C45E00"/>
+          <w:rFonts w:ascii="JetBrains Mono" w:hAnsi="JetBrains Mono"/>
+          <w:sz w:val="20"/>
+          <w:szCs w:val="20"/>
+        </w:rPr>
+        <w:t>for</w:t>
+      </w:r>
+      <w:r>
+        <w:rPr>
+          <w:color w:val="080808"/>
+        </w:rPr>
+        <w:t xml:space="preserve"> loop to display the remaining clubs. For example, </w:t>
+      </w:r>
+      <w:r>
+        <w:rPr>
+          <w:color w:val="067D17"/>
+          <w:rFonts w:ascii="JetBrains Mono" w:hAnsi="JetBrains Mono"/>
+          <w:sz w:val="20"/>
+          <w:szCs w:val="20"/>
+        </w:rPr>
+        <w:t>"Code"</w:t>
+      </w:r>
+      <w:r>
+        <w:rPr>
+          <w:color w:val="080808"/>
+        </w:rPr>
+        <w:t xml:space="preserve">, 15 and 0 display </w:t>
+      </w:r>
+      <w:r>
+        <w:rPr>
+          <w:color w:val="067D17"/>
+          <w:rFonts w:ascii="JetBrains Mono" w:hAnsi="JetBrains Mono"/>
+          <w:sz w:val="20"/>
+          <w:szCs w:val="20"/>
+        </w:rPr>
+        <w:t>"Chess 18"</w:t>
+      </w:r>
+      <w:r>
+        <w:rPr>
+          <w:color w:val="080808"/>
+        </w:rPr>
+        <w:t xml:space="preserve"> and </w:t>
+      </w:r>
+      <w:r>
+        <w:rPr>
+          <w:color w:val="067D17"/>
+          <w:rFonts w:ascii="JetBrains Mono" w:hAnsi="JetBrains Mono"/>
+          <w:sz w:val="20"/>
+          <w:szCs w:val="20"/>
+        </w:rPr>
+        <w:t>"Code 15"</w:t>
+      </w:r>
+      <w:r>
+        <w:rPr>
+          <w:color w:val="080808"/>
+        </w:rPr>
+        <w:t>.</w:t>
+      </w:r>
+    </w:p>
+    <w:p>
+      <w:pPr>
+        <w:spacing w:before="0" w:after="0" w:line="120" w:lineRule="exact"/>
+      </w:pPr>
+    </w:p>
+    <w:p>
+      <w:pPr>
+        <w:pStyle w:val="Heading2"/>
+      </w:pPr>
+      <w:r>
+        <w:t>Challenge 3</w:t>
+      </w:r>
+    </w:p>
+    <w:p>
+      <w:pPr>
+        <w:spacing w:line="276" w:lineRule="auto" w:before="0" w:after="0"/>
+        <w:rPr>
+          <w:noProof/>
+        </w:rPr>
+      </w:pPr>
+      <w:r>
+        <w:rPr>
+          <w:color w:val="080808"/>
+        </w:rPr>
+        <w:t xml:space="preserve">Create a 2D </w:t>
+      </w:r>
+      <w:r>
+        <w:rPr>
           <w:color w:val="1750EB"/>
           <w:rFonts w:ascii="JetBrains Mono" w:hAnsi="JetBrains Mono"/>
           <w:sz w:val="20"/>
           <w:szCs w:val="20"/>
         </w:rPr>
-        <w:t>for</w:t>
-      </w:r>
-      <w:r>
-        <w:rPr>
-          <w:color w:val="080808"/>
-        </w:rPr>
-        <w:t xml:space="preserve"> loop to display the remaining clubs. For example, </w:t>
+        <w:t>list</w:t>
+      </w:r>
+      <w:r>
+        <w:rPr>
+          <w:color w:val="080808"/>
+        </w:rPr>
+        <w:t xml:space="preserve"> called </w:t>
+      </w:r>
+      <w:r>
+        <w:rPr>
+          <w:color w:val="6A1B9A"/>
+          <w:rFonts w:ascii="JetBrains Mono" w:hAnsi="JetBrains Mono"/>
+          <w:sz w:val="20"/>
+          <w:szCs w:val="20"/>
+          <w:shd w:val="clear" w:color="auto" w:fill="ECEAF4"/>
+        </w:rPr>
+        <w:t> schedule </w:t>
+      </w:r>
+      <w:r>
+        <w:rPr>
+          <w:color w:val="080808"/>
+        </w:rPr>
+        <w:t xml:space="preserve"> with rows [</w:t>
       </w:r>
       <w:r>
         <w:rPr>
@@ -1261,13 +1364,13 @@
           <w:sz w:val="20"/>
           <w:szCs w:val="20"/>
         </w:rPr>
-        <w:t>"Code"</w:t>
-      </w:r>
-      <w:r>
-        <w:rPr>
-          <w:color w:val="080808"/>
-        </w:rPr>
-        <w:t xml:space="preserve">, 15 and 0 display </w:t>
+        <w:t>"Talk"</w:t>
+      </w:r>
+      <w:r>
+        <w:rPr>
+          <w:color w:val="080808"/>
+        </w:rPr>
+        <w:t>, 1], [</w:t>
       </w:r>
       <w:r>
         <w:rPr>
@@ -1276,13 +1379,13 @@
           <w:sz w:val="20"/>
           <w:szCs w:val="20"/>
         </w:rPr>
-        <w:t>"Chess 18"</w:t>
-      </w:r>
-      <w:r>
-        <w:rPr>
-          <w:color w:val="080808"/>
-        </w:rPr>
-        <w:t xml:space="preserve"> and </w:t>
+        <w:t>"Quiz"</w:t>
+      </w:r>
+      <w:r>
+        <w:rPr>
+          <w:color w:val="080808"/>
+        </w:rPr>
+        <w:t>, 2] and [</w:t>
       </w:r>
       <w:r>
         <w:rPr>
@@ -1291,109 +1394,6 @@
           <w:sz w:val="20"/>
           <w:szCs w:val="20"/>
         </w:rPr>
-        <w:t>"Code 15"</w:t>
-      </w:r>
-      <w:r>
-        <w:rPr>
-          <w:color w:val="080808"/>
-        </w:rPr>
-        <w:t>.</w:t>
-      </w:r>
-    </w:p>
-    <w:p>
-      <w:pPr>
-        <w:spacing w:before="0" w:after="0" w:line="120" w:lineRule="exact"/>
-      </w:pPr>
-    </w:p>
-    <w:p>
-      <w:pPr>
-        <w:pStyle w:val="Heading2"/>
-      </w:pPr>
-      <w:r>
-        <w:t>Challenge 3</w:t>
-      </w:r>
-    </w:p>
-    <w:p>
-      <w:pPr>
-        <w:spacing w:line="276" w:lineRule="auto" w:before="0" w:after="0"/>
-        <w:rPr>
-          <w:noProof/>
-        </w:rPr>
-      </w:pPr>
-      <w:r>
-        <w:rPr>
-          <w:color w:val="080808"/>
-        </w:rPr>
-        <w:t xml:space="preserve">Create a 2D </w:t>
-      </w:r>
-      <w:r>
-        <w:rPr>
-          <w:color w:val="1750EB"/>
-          <w:rFonts w:ascii="JetBrains Mono" w:hAnsi="JetBrains Mono"/>
-          <w:sz w:val="20"/>
-          <w:szCs w:val="20"/>
-        </w:rPr>
-        <w:t>list</w:t>
-      </w:r>
-      <w:r>
-        <w:rPr>
-          <w:color w:val="080808"/>
-        </w:rPr>
-        <w:t xml:space="preserve"> called </w:t>
-      </w:r>
-      <w:r>
-        <w:rPr>
-          <w:color w:val="6A1B9A"/>
-          <w:rFonts w:ascii="JetBrains Mono" w:hAnsi="JetBrains Mono"/>
-          <w:sz w:val="20"/>
-          <w:szCs w:val="20"/>
-          <w:shd w:val="clear" w:color="auto" w:fill="ECEAF4"/>
-        </w:rPr>
-        <w:t> schedule </w:t>
-      </w:r>
-      <w:r>
-        <w:rPr>
-          <w:color w:val="080808"/>
-        </w:rPr>
-        <w:t xml:space="preserve"> with rows [</w:t>
-      </w:r>
-      <w:r>
-        <w:rPr>
-          <w:color w:val="067D17"/>
-          <w:rFonts w:ascii="JetBrains Mono" w:hAnsi="JetBrains Mono"/>
-          <w:sz w:val="20"/>
-          <w:szCs w:val="20"/>
-        </w:rPr>
-        <w:t>"Talk"</w:t>
-      </w:r>
-      <w:r>
-        <w:rPr>
-          <w:color w:val="080808"/>
-        </w:rPr>
-        <w:t>, 1], [</w:t>
-      </w:r>
-      <w:r>
-        <w:rPr>
-          <w:color w:val="067D17"/>
-          <w:rFonts w:ascii="JetBrains Mono" w:hAnsi="JetBrains Mono"/>
-          <w:sz w:val="20"/>
-          <w:szCs w:val="20"/>
-        </w:rPr>
-        <w:t>"Quiz"</w:t>
-      </w:r>
-      <w:r>
-        <w:rPr>
-          <w:color w:val="080808"/>
-        </w:rPr>
-        <w:t>, 2] and [</w:t>
-      </w:r>
-      <w:r>
-        <w:rPr>
-          <w:color w:val="067D17"/>
-          <w:rFonts w:ascii="JetBrains Mono" w:hAnsi="JetBrains Mono"/>
-          <w:sz w:val="20"/>
-          <w:szCs w:val="20"/>
-        </w:rPr>
         <w:t>"Demo"</w:t>
       </w:r>
       <w:r>
@@ -1404,7 +1404,7 @@
       </w:r>
       <w:r>
         <w:rPr>
-          <w:color w:val="1750EB"/>
+          <w:color w:val="C45E00"/>
           <w:rFonts w:ascii="JetBrains Mono" w:hAnsi="JetBrains Mono"/>
           <w:sz w:val="20"/>
           <w:szCs w:val="20"/>

--- a/Mapped Curriculum Lesson - Supplemental Material/Grade 8/Lesson 30 - Changing 2D List Rows/Changing 2D List Rows - Worksheet.docx
+++ b/Mapped Curriculum Lesson - Supplemental Material/Grade 8/Lesson 30 - Changing 2D List Rows/Changing 2D List Rows - Worksheet.docx
@@ -234,7 +234,7 @@
           <w:rFonts w:ascii="JetBrains Mono" w:hAnsi="JetBrains Mono" w:cs="JetBrains Mono"/>
           <w:sz w:val="20"/>
           <w:szCs w:val="20"/>
-          <w:color w:val="1750EB"/>
+          <w:color w:val="C45E00"/>
         </w:rPr>
         <w:t>for</w:t>
       </w:r>
@@ -252,7 +252,7 @@
           <w:rFonts w:ascii="JetBrains Mono" w:hAnsi="JetBrains Mono" w:cs="JetBrains Mono"/>
           <w:sz w:val="20"/>
           <w:szCs w:val="20"/>
-          <w:color w:val="1750EB"/>
+          <w:color w:val="C45E00"/>
         </w:rPr>
         <w:t>in</w:t>
       </w:r>
@@ -901,7 +901,7 @@
           <w:rFonts w:ascii="JetBrains Mono" w:hAnsi="JetBrains Mono" w:cs="JetBrains Mono"/>
           <w:sz w:val="20"/>
           <w:szCs w:val="20"/>
-          <w:color w:val="1750EB"/>
+          <w:color w:val="C45E00"/>
         </w:rPr>
         <w:t>for</w:t>
       </w:r>
@@ -919,7 +919,7 @@
           <w:rFonts w:ascii="JetBrains Mono" w:hAnsi="JetBrains Mono" w:cs="JetBrains Mono"/>
           <w:sz w:val="20"/>
           <w:szCs w:val="20"/>
-          <w:color w:val="1750EB"/>
+          <w:color w:val="C45E00"/>
         </w:rPr>
         <w:t>in</w:t>
       </w:r>
